--- a/cvtool-backend/src/main/resources/docx/CERIOS/template.docx
+++ b/cvtool-backend/src/main/resources/docx/CERIOS/template.docx
@@ -708,7 +708,7 @@
                           <w:suppressAutoHyphens/>
                           <w:spacing w:before="12pt"/>
                           <w:rPr>
-                            <w:rFonts w:ascii="PlusJakartaSans-Regular" w:hAnsi="PlusJakartaSans-Regular" w:cs="PlusJakartaSans-Regular"/>
+                            <w:rFonts w:ascii="Plus Jakarta Sans" w:hAnsi="Plus Jakarta Sans" w:cs="Plus Jakarta Sans"/>
                             <w:color w:val="212B46"/>
                             <w:sz w:val="18"/>
                             <w:szCs w:val="18"/>
@@ -716,7 +716,7 @@
                         </w:pPr>
                         <w:r>
                           <w:rPr>
-                            <w:rFonts w:ascii="PlusJakartaSans-Regular" w:hAnsi="PlusJakartaSans-Regular" w:cs="PlusJakartaSans-Regular"/>
+                            <w:rFonts w:ascii="Plus Jakarta Sans" w:hAnsi="Plus Jakarta Sans" w:cs="Plus Jakarta Sans"/>
                             <w:color w:val="212B46"/>
                             <w:sz w:val="18"/>
                             <w:szCs w:val="18"/>
@@ -729,7 +729,7 @@
                           <w:pStyle w:val="BasicParagraph"/>
                           <w:suppressAutoHyphens/>
                           <w:rPr>
-                            <w:rFonts w:ascii="PlusJakartaSans-Regular" w:hAnsi="PlusJakartaSans-Regular" w:cs="PlusJakartaSans-Regular"/>
+                            <w:rFonts w:ascii="Plus Jakarta Sans" w:hAnsi="Plus Jakarta Sans" w:cs="Plus Jakarta Sans"/>
                             <w:color w:val="212B46"/>
                             <w:sz w:val="18"/>
                             <w:szCs w:val="18"/>
@@ -741,7 +741,7 @@
                           <w:pStyle w:val="BasicParagraph"/>
                           <w:suppressAutoHyphens/>
                           <w:rPr>
-                            <w:rFonts w:ascii="PlusJakartaSans-Regular" w:hAnsi="PlusJakartaSans-Regular" w:cs="PlusJakartaSans-Regular"/>
+                            <w:rFonts w:ascii="Plus Jakarta Sans" w:hAnsi="Plus Jakarta Sans" w:cs="Plus Jakarta Sans"/>
                             <w:color w:val="212B46"/>
                             <w:sz w:val="18"/>
                             <w:szCs w:val="18"/>
@@ -749,7 +749,7 @@
                         </w:pPr>
                         <w:r>
                           <w:rPr>
-                            <w:rFonts w:ascii="PlusJakartaSans-Regular" w:hAnsi="PlusJakartaSans-Regular" w:cs="PlusJakartaSans-Regular"/>
+                            <w:rFonts w:ascii="Plus Jakarta Sans" w:hAnsi="Plus Jakarta Sans" w:cs="Plus Jakarta Sans"/>
                             <w:color w:val="212B46"/>
                             <w:sz w:val="18"/>
                             <w:szCs w:val="18"/>
@@ -762,7 +762,7 @@
                           <w:pStyle w:val="BasicParagraph"/>
                           <w:suppressAutoHyphens/>
                           <w:rPr>
-                            <w:rFonts w:ascii="PlusJakartaSans-Regular" w:hAnsi="PlusJakartaSans-Regular" w:cs="PlusJakartaSans-Regular"/>
+                            <w:rFonts w:ascii="Plus Jakarta Sans" w:hAnsi="Plus Jakarta Sans" w:cs="Plus Jakarta Sans"/>
                             <w:color w:val="212B46"/>
                             <w:sz w:val="18"/>
                             <w:szCs w:val="18"/>
@@ -772,7 +772,7 @@
                       <w:p>
                         <w:r>
                           <w:rPr>
-                            <w:rFonts w:ascii="PlusJakartaSans-Regular" w:hAnsi="PlusJakartaSans-Regular" w:cs="PlusJakartaSans-Regular"/>
+                            <w:rFonts w:ascii="Plus Jakarta Sans" w:hAnsi="Plus Jakarta Sans" w:cs="Plus Jakarta Sans"/>
                             <w:color w:val="212B46"/>
                             <w:sz w:val="18"/>
                             <w:szCs w:val="18"/>
